--- a/api/PLANTILLA_PEDIDOS/PEDIDO_PLANTILLA_PYTHON3_LOGO_UNLIMITED.docx
+++ b/api/PLANTILLA_PEDIDOS/PEDIDO_PLANTILLA_PYTHON3_LOGO_UNLIMITED.docx
@@ -394,6 +394,14 @@
                   <w:r>
                     <w:t xml:space="preserve"> }}</w:t>
                   </w:r>
+                  <w:r>
+                    <w:t>-</w:t>
+                  </w:r>
+                  <w:r>
+                    <w:t>{{hora}}</w:t>
+                  </w:r>
+                  <w:bookmarkStart w:id="0" w:name="_GoBack"/>
+                  <w:bookmarkEnd w:id="0"/>
                 </w:p>
               </w:tc>
               <w:tc>
@@ -1298,7 +1306,6 @@
           <w:lang w:val="es-ES"/>
         </w:rPr>
       </w:pPr>
-      <w:bookmarkStart w:id="0" w:name="_GoBack"/>
       <w:r>
         <w:rPr>
           <w:noProof/>
@@ -1327,10 +1334,9 @@
             <v:imagedata r:id="rId9" o:title=""/>
             <w10:wrap anchory="page"/>
           </v:shape>
-          <o:OLEObject Type="Embed" ProgID="PBrush" ShapeID="_x0000_s1026" DrawAspect="Content" ObjectID="_1794294629" r:id="rId10"/>
+          <o:OLEObject Type="Embed" ProgID="PBrush" ShapeID="_x0000_s1026" DrawAspect="Content" ObjectID="_1800366940" r:id="rId10"/>
         </w:object>
       </w:r>
-      <w:bookmarkEnd w:id="0"/>
     </w:p>
     <w:p>
       <w:pPr>
@@ -4697,7 +4703,7 @@
 </file>
 
 <file path=customXml/itemProps2.xml><?xml version="1.0" encoding="utf-8"?>
-<ds:datastoreItem xmlns:ds="http://schemas.openxmlformats.org/officeDocument/2006/customXml" ds:itemID="{E96ABF9D-DE24-4490-A5E6-6AE759D6C8A4}">
+<ds:datastoreItem xmlns:ds="http://schemas.openxmlformats.org/officeDocument/2006/customXml" ds:itemID="{78595F28-8BCA-462F-863C-7E46E94B1DCF}">
   <ds:schemaRefs>
     <ds:schemaRef ds:uri="http://schemas.openxmlformats.org/officeDocument/2006/bibliography"/>
   </ds:schemaRefs>
